--- a/c++_project.docx
+++ b/c++_project.docx
@@ -586,6 +586,956 @@
       <w:pPr>
         <w:bidi w:val="0"/>
         <w:rPr>
+          <w:b/>
+          <w:bCs/>
+          <w:lang w:bidi="ar-EG"/>
+        </w:rPr>
+      </w:pPr>
+      <w:r>
+        <w:rPr>
+          <w:b/>
+          <w:bCs/>
+          <w:lang w:bidi="ar-EG"/>
+        </w:rPr>
+        <w:t>6. Key Functions &amp; Logic Implementation</w:t>
+      </w:r>
+    </w:p>
+    <w:p>
+      <w:pPr>
+        <w:bidi w:val="0"/>
+        <w:rPr>
+          <w:b/>
+          <w:bCs/>
+          <w:lang w:bidi="ar-EG"/>
+        </w:rPr>
+      </w:pPr>
+      <w:r>
+        <w:rPr>
+          <w:b/>
+          <w:bCs/>
+          <w:lang w:bidi="ar-EG"/>
+        </w:rPr>
+        <w:t>A. Dynamic Data Storage (</w:t>
+      </w:r>
+      <w:proofErr w:type="gramStart"/>
+      <w:r>
+        <w:rPr>
+          <w:b/>
+          <w:bCs/>
+          <w:lang w:bidi="ar-EG"/>
+        </w:rPr>
+        <w:t>std::</w:t>
+      </w:r>
+      <w:proofErr w:type="gramEnd"/>
+      <w:r>
+        <w:rPr>
+          <w:b/>
+          <w:bCs/>
+          <w:lang w:bidi="ar-EG"/>
+        </w:rPr>
+        <w:t>map)</w:t>
+      </w:r>
+    </w:p>
+    <w:p>
+      <w:pPr>
+        <w:bidi w:val="0"/>
+        <w:rPr>
+          <w:lang w:bidi="ar-EG"/>
+        </w:rPr>
+      </w:pPr>
+      <w:r>
+        <w:rPr>
+          <w:lang w:bidi="ar-EG"/>
+        </w:rPr>
+        <w:lastRenderedPageBreak/>
+        <w:t xml:space="preserve">The system utilizes </w:t>
+      </w:r>
+      <w:proofErr w:type="gramStart"/>
+      <w:r>
+        <w:rPr>
+          <w:lang w:bidi="ar-EG"/>
+        </w:rPr>
+        <w:t>std::</w:t>
+      </w:r>
+      <w:proofErr w:type="gramEnd"/>
+      <w:r>
+        <w:rPr>
+          <w:lang w:bidi="ar-EG"/>
+        </w:rPr>
+        <w:t>map&lt;int, Student&gt; to store records.</w:t>
+      </w:r>
+    </w:p>
+    <w:p>
+      <w:pPr>
+        <w:numPr>
+          <w:ilvl w:val="0"/>
+          <w:numId w:val="3"/>
+        </w:numPr>
+        <w:bidi w:val="0"/>
+        <w:rPr>
+          <w:lang w:bidi="ar-EG"/>
+        </w:rPr>
+      </w:pPr>
+      <w:r>
+        <w:rPr>
+          <w:b/>
+          <w:bCs/>
+          <w:lang w:bidi="ar-EG"/>
+        </w:rPr>
+        <w:t>Why?</w:t>
+      </w:r>
+      <w:r>
+        <w:rPr>
+          <w:lang w:bidi="ar-EG"/>
+        </w:rPr>
+        <w:t xml:space="preserve"> It provides an efficient way to access any student's data using their </w:t>
+      </w:r>
+      <w:r>
+        <w:rPr>
+          <w:b/>
+          <w:bCs/>
+          <w:lang w:bidi="ar-EG"/>
+        </w:rPr>
+        <w:t>Unique ID</w:t>
+      </w:r>
+      <w:r>
+        <w:rPr>
+          <w:lang w:bidi="ar-EG"/>
+        </w:rPr>
+        <w:t xml:space="preserve"> as a key, ensuring no two students share the same ID.</w:t>
+      </w:r>
+    </w:p>
+    <w:p>
+      <w:pPr>
+        <w:numPr>
+          <w:ilvl w:val="0"/>
+          <w:numId w:val="3"/>
+        </w:numPr>
+        <w:bidi w:val="0"/>
+        <w:rPr>
+          <w:lang w:bidi="ar-EG"/>
+        </w:rPr>
+      </w:pPr>
+      <w:r>
+        <w:rPr>
+          <w:b/>
+          <w:bCs/>
+          <w:lang w:bidi="ar-EG"/>
+        </w:rPr>
+        <w:t>Lookup Speed:</w:t>
+      </w:r>
+      <w:r>
+        <w:rPr>
+          <w:lang w:bidi="ar-EG"/>
+        </w:rPr>
+        <w:t xml:space="preserve"> $</w:t>
+      </w:r>
+      <w:proofErr w:type="gramStart"/>
+      <w:r>
+        <w:rPr>
+          <w:lang w:bidi="ar-EG"/>
+        </w:rPr>
+        <w:t>O(</w:t>
+      </w:r>
+      <w:proofErr w:type="gramEnd"/>
+      <w:r>
+        <w:rPr>
+          <w:lang w:bidi="ar-EG"/>
+        </w:rPr>
+        <w:t xml:space="preserve">\log </w:t>
+      </w:r>
+      <w:proofErr w:type="gramStart"/>
+      <w:r>
+        <w:rPr>
+          <w:lang w:bidi="ar-EG"/>
+        </w:rPr>
+        <w:t>n)$</w:t>
+      </w:r>
+      <w:proofErr w:type="gramEnd"/>
+      <w:r>
+        <w:rPr>
+          <w:lang w:bidi="ar-EG"/>
+        </w:rPr>
+        <w:t>, which is significantly faster than a standard list or array for large datasets.</w:t>
+      </w:r>
+    </w:p>
+    <w:p>
+      <w:pPr>
+        <w:bidi w:val="0"/>
+        <w:rPr>
+          <w:b/>
+          <w:bCs/>
+          <w:lang w:bidi="ar-EG"/>
+        </w:rPr>
+      </w:pPr>
+      <w:r>
+        <w:rPr>
+          <w:b/>
+          <w:bCs/>
+          <w:lang w:bidi="ar-EG"/>
+        </w:rPr>
+        <w:t>B. Course Enrollment Logic</w:t>
+      </w:r>
+    </w:p>
+    <w:p>
+      <w:pPr>
+        <w:bidi w:val="0"/>
+        <w:rPr>
+          <w:lang w:bidi="ar-EG"/>
+        </w:rPr>
+      </w:pPr>
+      <w:r>
+        <w:rPr>
+          <w:lang w:bidi="ar-EG"/>
+        </w:rPr>
+        <w:t>C++</w:t>
+      </w:r>
+    </w:p>
+    <w:p>
+      <w:pPr>
+        <w:bidi w:val="0"/>
+        <w:rPr>
+          <w:lang w:bidi="ar-EG"/>
+        </w:rPr>
+      </w:pPr>
+      <w:r>
+        <w:rPr>
+          <w:lang w:bidi="ar-EG"/>
+        </w:rPr>
+        <w:t xml:space="preserve">bool </w:t>
+      </w:r>
+      <w:proofErr w:type="spellStart"/>
+      <w:proofErr w:type="gramStart"/>
+      <w:r>
+        <w:rPr>
+          <w:lang w:bidi="ar-EG"/>
+        </w:rPr>
+        <w:t>enrollInCourse</w:t>
+      </w:r>
+      <w:proofErr w:type="spellEnd"/>
+      <w:r>
+        <w:rPr>
+          <w:lang w:bidi="ar-EG"/>
+        </w:rPr>
+        <w:t>(</w:t>
+      </w:r>
+      <w:proofErr w:type="gramEnd"/>
+      <w:r>
+        <w:rPr>
+          <w:lang w:bidi="ar-EG"/>
+        </w:rPr>
+        <w:t xml:space="preserve">string </w:t>
+      </w:r>
+      <w:proofErr w:type="spellStart"/>
+      <w:r>
+        <w:rPr>
+          <w:lang w:bidi="ar-EG"/>
+        </w:rPr>
+        <w:t>courseName</w:t>
+      </w:r>
+      <w:proofErr w:type="spellEnd"/>
+      <w:r>
+        <w:rPr>
+          <w:lang w:bidi="ar-EG"/>
+        </w:rPr>
+        <w:t>) {</w:t>
+      </w:r>
+    </w:p>
+    <w:p>
+      <w:pPr>
+        <w:bidi w:val="0"/>
+        <w:rPr>
+          <w:lang w:bidi="ar-EG"/>
+        </w:rPr>
+      </w:pPr>
+      <w:r>
+        <w:rPr>
+          <w:lang w:bidi="ar-EG"/>
+        </w:rPr>
+        <w:t xml:space="preserve">    for (string </w:t>
+      </w:r>
+      <w:proofErr w:type="gramStart"/>
+      <w:r>
+        <w:rPr>
+          <w:lang w:bidi="ar-EG"/>
+        </w:rPr>
+        <w:t>c :</w:t>
+      </w:r>
+      <w:proofErr w:type="gramEnd"/>
+      <w:r>
+        <w:rPr>
+          <w:lang w:bidi="ar-EG"/>
+        </w:rPr>
+        <w:t xml:space="preserve"> </w:t>
+      </w:r>
+      <w:proofErr w:type="gramStart"/>
+      <w:r>
+        <w:rPr>
+          <w:lang w:bidi="ar-EG"/>
+        </w:rPr>
+        <w:t>courses) {</w:t>
+      </w:r>
+      <w:proofErr w:type="gramEnd"/>
+    </w:p>
+    <w:p>
+      <w:pPr>
+        <w:bidi w:val="0"/>
+        <w:rPr>
+          <w:lang w:bidi="ar-EG"/>
+        </w:rPr>
+      </w:pPr>
+      <w:r>
+        <w:rPr>
+          <w:lang w:bidi="ar-EG"/>
+        </w:rPr>
+        <w:t xml:space="preserve">        if (c == </w:t>
+      </w:r>
+      <w:proofErr w:type="spellStart"/>
+      <w:r>
+        <w:rPr>
+          <w:lang w:bidi="ar-EG"/>
+        </w:rPr>
+        <w:t>courseName</w:t>
+      </w:r>
+      <w:proofErr w:type="spellEnd"/>
+      <w:r>
+        <w:rPr>
+          <w:lang w:bidi="ar-EG"/>
+        </w:rPr>
+        <w:t xml:space="preserve">) return </w:t>
+      </w:r>
+      <w:proofErr w:type="gramStart"/>
+      <w:r>
+        <w:rPr>
+          <w:lang w:bidi="ar-EG"/>
+        </w:rPr>
+        <w:t>false;</w:t>
+      </w:r>
+      <w:proofErr w:type="gramEnd"/>
+      <w:r>
+        <w:rPr>
+          <w:lang w:bidi="ar-EG"/>
+        </w:rPr>
+        <w:t xml:space="preserve"> </w:t>
+      </w:r>
+    </w:p>
+    <w:p>
+      <w:pPr>
+        <w:bidi w:val="0"/>
+        <w:rPr>
+          <w:lang w:bidi="ar-EG"/>
+        </w:rPr>
+      </w:pPr>
+      <w:r>
+        <w:rPr>
+          <w:lang w:bidi="ar-EG"/>
+        </w:rPr>
+        <w:t xml:space="preserve">    }</w:t>
+      </w:r>
+    </w:p>
+    <w:p>
+      <w:pPr>
+        <w:bidi w:val="0"/>
+        <w:rPr>
+          <w:lang w:bidi="ar-EG"/>
+        </w:rPr>
+      </w:pPr>
+      <w:r>
+        <w:rPr>
+          <w:lang w:bidi="ar-EG"/>
+        </w:rPr>
+        <w:t xml:space="preserve">    </w:t>
+      </w:r>
+      <w:proofErr w:type="spellStart"/>
+      <w:proofErr w:type="gramStart"/>
+      <w:r>
+        <w:rPr>
+          <w:lang w:bidi="ar-EG"/>
+        </w:rPr>
+        <w:t>courses.push</w:t>
+      </w:r>
+      <w:proofErr w:type="gramEnd"/>
+      <w:r>
+        <w:rPr>
+          <w:lang w:bidi="ar-EG"/>
+        </w:rPr>
+        <w:t>_back</w:t>
+      </w:r>
+      <w:proofErr w:type="spellEnd"/>
+      <w:r>
+        <w:rPr>
+          <w:lang w:bidi="ar-EG"/>
+        </w:rPr>
+        <w:t>(</w:t>
+      </w:r>
+      <w:proofErr w:type="spellStart"/>
+      <w:r>
+        <w:rPr>
+          <w:lang w:bidi="ar-EG"/>
+        </w:rPr>
+        <w:t>courseName</w:t>
+      </w:r>
+      <w:proofErr w:type="spellEnd"/>
+      <w:proofErr w:type="gramStart"/>
+      <w:r>
+        <w:rPr>
+          <w:lang w:bidi="ar-EG"/>
+        </w:rPr>
+        <w:t>);</w:t>
+      </w:r>
+      <w:proofErr w:type="gramEnd"/>
+    </w:p>
+    <w:p>
+      <w:pPr>
+        <w:bidi w:val="0"/>
+        <w:rPr>
+          <w:lang w:bidi="ar-EG"/>
+        </w:rPr>
+      </w:pPr>
+      <w:r>
+        <w:rPr>
+          <w:lang w:bidi="ar-EG"/>
+        </w:rPr>
+        <w:t xml:space="preserve">    return </w:t>
+      </w:r>
+      <w:proofErr w:type="gramStart"/>
+      <w:r>
+        <w:rPr>
+          <w:lang w:bidi="ar-EG"/>
+        </w:rPr>
+        <w:t>true;</w:t>
+      </w:r>
+      <w:proofErr w:type="gramEnd"/>
+    </w:p>
+    <w:p>
+      <w:pPr>
+        <w:bidi w:val="0"/>
+        <w:rPr>
+          <w:lang w:bidi="ar-EG"/>
+        </w:rPr>
+      </w:pPr>
+      <w:r>
+        <w:rPr>
+          <w:lang w:bidi="ar-EG"/>
+        </w:rPr>
+        <w:t>}</w:t>
+      </w:r>
+    </w:p>
+    <w:p>
+      <w:pPr>
+        <w:numPr>
+          <w:ilvl w:val="0"/>
+          <w:numId w:val="4"/>
+        </w:numPr>
+        <w:bidi w:val="0"/>
+        <w:rPr>
+          <w:lang w:bidi="ar-EG"/>
+        </w:rPr>
+      </w:pPr>
+      <w:r>
+        <w:rPr>
+          <w:b/>
+          <w:bCs/>
+          <w:lang w:bidi="ar-EG"/>
+        </w:rPr>
+        <w:t>Mechanism:</w:t>
+      </w:r>
+      <w:r>
+        <w:rPr>
+          <w:lang w:bidi="ar-EG"/>
+        </w:rPr>
+        <w:t xml:space="preserve"> Before adding a new course to the student's vector, the function iterates through existing courses to check for duplicates. It returns true if the enrollment is successful and false if the student is already registered.</w:t>
+      </w:r>
+    </w:p>
+    <w:p>
+      <w:pPr>
+        <w:bidi w:val="0"/>
+        <w:rPr>
+          <w:b/>
+          <w:bCs/>
+          <w:lang w:bidi="ar-EG"/>
+        </w:rPr>
+      </w:pPr>
+      <w:r>
+        <w:rPr>
+          <w:b/>
+          <w:bCs/>
+          <w:lang w:bidi="ar-EG"/>
+        </w:rPr>
+        <w:t>C. Custom Sorting (GPA Ranking)</w:t>
+      </w:r>
+    </w:p>
+    <w:p>
+      <w:pPr>
+        <w:bidi w:val="0"/>
+        <w:rPr>
+          <w:lang w:bidi="ar-EG"/>
+        </w:rPr>
+      </w:pPr>
+      <w:r>
+        <w:rPr>
+          <w:lang w:bidi="ar-EG"/>
+        </w:rPr>
+        <w:t xml:space="preserve">To rank students, the system transfers data from the map to a </w:t>
+      </w:r>
+      <w:proofErr w:type="gramStart"/>
+      <w:r>
+        <w:rPr>
+          <w:lang w:bidi="ar-EG"/>
+        </w:rPr>
+        <w:t>std::</w:t>
+      </w:r>
+      <w:proofErr w:type="gramEnd"/>
+      <w:r>
+        <w:rPr>
+          <w:lang w:bidi="ar-EG"/>
+        </w:rPr>
+        <w:t xml:space="preserve">vector and applies the </w:t>
+      </w:r>
+      <w:proofErr w:type="gramStart"/>
+      <w:r>
+        <w:rPr>
+          <w:lang w:bidi="ar-EG"/>
+        </w:rPr>
+        <w:t>std::</w:t>
+      </w:r>
+      <w:proofErr w:type="gramEnd"/>
+      <w:r>
+        <w:rPr>
+          <w:lang w:bidi="ar-EG"/>
+        </w:rPr>
+        <w:t xml:space="preserve">sort algorithm with a custom </w:t>
+      </w:r>
+      <w:r>
+        <w:rPr>
+          <w:b/>
+          <w:bCs/>
+          <w:lang w:bidi="ar-EG"/>
+        </w:rPr>
+        <w:t>Comparator</w:t>
+      </w:r>
+      <w:r>
+        <w:rPr>
+          <w:lang w:bidi="ar-EG"/>
+        </w:rPr>
+        <w:t>:</w:t>
+      </w:r>
+    </w:p>
+    <w:p>
+      <w:pPr>
+        <w:bidi w:val="0"/>
+        <w:rPr>
+          <w:lang w:bidi="ar-EG"/>
+        </w:rPr>
+      </w:pPr>
+      <w:r>
+        <w:rPr>
+          <w:lang w:bidi="ar-EG"/>
+        </w:rPr>
+        <w:t>C++</w:t>
+      </w:r>
+    </w:p>
+    <w:p>
+      <w:pPr>
+        <w:bidi w:val="0"/>
+        <w:rPr>
+          <w:lang w:bidi="ar-EG"/>
+        </w:rPr>
+      </w:pPr>
+      <w:r>
+        <w:rPr>
+          <w:lang w:bidi="ar-EG"/>
+        </w:rPr>
+        <w:t>sort(</w:t>
+      </w:r>
+      <w:proofErr w:type="spellStart"/>
+      <w:proofErr w:type="gramStart"/>
+      <w:r>
+        <w:rPr>
+          <w:lang w:bidi="ar-EG"/>
+        </w:rPr>
+        <w:t>v.begin</w:t>
+      </w:r>
+      <w:proofErr w:type="spellEnd"/>
+      <w:proofErr w:type="gramEnd"/>
+      <w:r>
+        <w:rPr>
+          <w:lang w:bidi="ar-EG"/>
+        </w:rPr>
+        <w:t xml:space="preserve">(), </w:t>
+      </w:r>
+      <w:proofErr w:type="spellStart"/>
+      <w:proofErr w:type="gramStart"/>
+      <w:r>
+        <w:rPr>
+          <w:lang w:bidi="ar-EG"/>
+        </w:rPr>
+        <w:t>v.end</w:t>
+      </w:r>
+      <w:proofErr w:type="spellEnd"/>
+      <w:r>
+        <w:rPr>
+          <w:lang w:bidi="ar-EG"/>
+        </w:rPr>
+        <w:t>(</w:t>
+      </w:r>
+      <w:proofErr w:type="gramEnd"/>
+      <w:r>
+        <w:rPr>
+          <w:lang w:bidi="ar-EG"/>
+        </w:rPr>
+        <w:t xml:space="preserve">), </w:t>
+      </w:r>
+      <w:proofErr w:type="gramStart"/>
+      <w:r>
+        <w:rPr>
+          <w:lang w:bidi="ar-EG"/>
+        </w:rPr>
+        <w:t>[](</w:t>
+      </w:r>
+      <w:proofErr w:type="gramEnd"/>
+      <w:r>
+        <w:rPr>
+          <w:lang w:bidi="ar-EG"/>
+        </w:rPr>
+        <w:t xml:space="preserve">Student a, Student </w:t>
+      </w:r>
+      <w:proofErr w:type="gramStart"/>
+      <w:r>
+        <w:rPr>
+          <w:lang w:bidi="ar-EG"/>
+        </w:rPr>
+        <w:t>b) {</w:t>
+      </w:r>
+      <w:proofErr w:type="gramEnd"/>
+      <w:r>
+        <w:rPr>
+          <w:lang w:bidi="ar-EG"/>
+        </w:rPr>
+        <w:t xml:space="preserve"> </w:t>
+      </w:r>
+    </w:p>
+    <w:p>
+      <w:pPr>
+        <w:bidi w:val="0"/>
+        <w:rPr>
+          <w:lang w:bidi="ar-EG"/>
+        </w:rPr>
+      </w:pPr>
+      <w:r>
+        <w:rPr>
+          <w:lang w:bidi="ar-EG"/>
+        </w:rPr>
+        <w:t xml:space="preserve">    return </w:t>
+      </w:r>
+      <w:proofErr w:type="spellStart"/>
+      <w:proofErr w:type="gramStart"/>
+      <w:r>
+        <w:rPr>
+          <w:lang w:bidi="ar-EG"/>
+        </w:rPr>
+        <w:t>a.getGpa</w:t>
+      </w:r>
+      <w:proofErr w:type="spellEnd"/>
+      <w:proofErr w:type="gramEnd"/>
+      <w:r>
+        <w:rPr>
+          <w:lang w:bidi="ar-EG"/>
+        </w:rPr>
+        <w:t xml:space="preserve">() &gt; </w:t>
+      </w:r>
+      <w:proofErr w:type="spellStart"/>
+      <w:proofErr w:type="gramStart"/>
+      <w:r>
+        <w:rPr>
+          <w:lang w:bidi="ar-EG"/>
+        </w:rPr>
+        <w:t>b.getGpa</w:t>
+      </w:r>
+      <w:proofErr w:type="spellEnd"/>
+      <w:proofErr w:type="gramEnd"/>
+      <w:r>
+        <w:rPr>
+          <w:lang w:bidi="ar-EG"/>
+        </w:rPr>
+        <w:t>(</w:t>
+      </w:r>
+      <w:proofErr w:type="gramStart"/>
+      <w:r>
+        <w:rPr>
+          <w:lang w:bidi="ar-EG"/>
+        </w:rPr>
+        <w:t>);</w:t>
+      </w:r>
+      <w:proofErr w:type="gramEnd"/>
+      <w:r>
+        <w:rPr>
+          <w:lang w:bidi="ar-EG"/>
+        </w:rPr>
+        <w:t xml:space="preserve"> </w:t>
+      </w:r>
+    </w:p>
+    <w:p>
+      <w:pPr>
+        <w:bidi w:val="0"/>
+        <w:rPr>
+          <w:lang w:bidi="ar-EG"/>
+        </w:rPr>
+      </w:pPr>
+      <w:r>
+        <w:rPr>
+          <w:lang w:bidi="ar-EG"/>
+        </w:rPr>
+        <w:t>}</w:t>
+      </w:r>
+      <w:proofErr w:type="gramStart"/>
+      <w:r>
+        <w:rPr>
+          <w:lang w:bidi="ar-EG"/>
+        </w:rPr>
+        <w:t>);</w:t>
+      </w:r>
+      <w:proofErr w:type="gramEnd"/>
+    </w:p>
+    <w:p>
+      <w:pPr>
+        <w:numPr>
+          <w:ilvl w:val="0"/>
+          <w:numId w:val="5"/>
+        </w:numPr>
+        <w:bidi w:val="0"/>
+        <w:rPr>
+          <w:lang w:bidi="ar-EG"/>
+        </w:rPr>
+      </w:pPr>
+      <w:r>
+        <w:rPr>
+          <w:b/>
+          <w:bCs/>
+          <w:lang w:bidi="ar-EG"/>
+        </w:rPr>
+        <w:t>Logic:</w:t>
+      </w:r>
+      <w:r>
+        <w:rPr>
+          <w:lang w:bidi="ar-EG"/>
+        </w:rPr>
+        <w:t xml:space="preserve"> This sorts the students in </w:t>
+      </w:r>
+      <w:r>
+        <w:rPr>
+          <w:b/>
+          <w:bCs/>
+          <w:lang w:bidi="ar-EG"/>
+        </w:rPr>
+        <w:t>descending order</w:t>
+      </w:r>
+      <w:r>
+        <w:rPr>
+          <w:lang w:bidi="ar-EG"/>
+        </w:rPr>
+        <w:t xml:space="preserve"> (from highest GPA to lowest).</w:t>
+      </w:r>
+    </w:p>
+    <w:p>
+      <w:pPr>
+        <w:bidi w:val="0"/>
+        <w:rPr>
+          <w:b/>
+          <w:bCs/>
+          <w:lang w:bidi="ar-EG"/>
+        </w:rPr>
+      </w:pPr>
+      <w:r>
+        <w:rPr>
+          <w:b/>
+          <w:bCs/>
+          <w:lang w:bidi="ar-EG"/>
+        </w:rPr>
+        <w:t>D. File Serialization (Save/Load)</w:t>
+      </w:r>
+    </w:p>
+    <w:p>
+      <w:pPr>
+        <w:numPr>
+          <w:ilvl w:val="0"/>
+          <w:numId w:val="6"/>
+        </w:numPr>
+        <w:bidi w:val="0"/>
+        <w:rPr>
+          <w:lang w:bidi="ar-EG"/>
+        </w:rPr>
+      </w:pPr>
+      <w:r>
+        <w:rPr>
+          <w:b/>
+          <w:bCs/>
+          <w:lang w:bidi="ar-EG"/>
+        </w:rPr>
+        <w:t>Save:</w:t>
+      </w:r>
+      <w:r>
+        <w:rPr>
+          <w:lang w:bidi="ar-EG"/>
+        </w:rPr>
+        <w:t xml:space="preserve"> Iterates through the map and writes each student's data into data.txt using a delimiter (|) to separate fields (ID, Name, GPA, Courses).</w:t>
+      </w:r>
+    </w:p>
+    <w:p>
+      <w:pPr>
+        <w:numPr>
+          <w:ilvl w:val="0"/>
+          <w:numId w:val="6"/>
+        </w:numPr>
+        <w:bidi w:val="0"/>
+        <w:rPr>
+          <w:lang w:bidi="ar-EG"/>
+        </w:rPr>
+      </w:pPr>
+      <w:r>
+        <w:rPr>
+          <w:b/>
+          <w:bCs/>
+          <w:lang w:bidi="ar-EG"/>
+        </w:rPr>
+        <w:t>Load:</w:t>
+      </w:r>
+      <w:r>
+        <w:rPr>
+          <w:lang w:bidi="ar-EG"/>
+        </w:rPr>
+        <w:t xml:space="preserve"> Reads the file line by line, parses the strings using </w:t>
+      </w:r>
+      <w:proofErr w:type="gramStart"/>
+      <w:r>
+        <w:rPr>
+          <w:lang w:bidi="ar-EG"/>
+        </w:rPr>
+        <w:t>std::</w:t>
+      </w:r>
+      <w:proofErr w:type="spellStart"/>
+      <w:proofErr w:type="gramEnd"/>
+      <w:r>
+        <w:rPr>
+          <w:lang w:bidi="ar-EG"/>
+        </w:rPr>
+        <w:t>stringstream</w:t>
+      </w:r>
+      <w:proofErr w:type="spellEnd"/>
+      <w:r>
+        <w:rPr>
+          <w:lang w:bidi="ar-EG"/>
+        </w:rPr>
+        <w:t xml:space="preserve">, and reconstructs the </w:t>
+      </w:r>
+      <w:proofErr w:type="gramStart"/>
+      <w:r>
+        <w:rPr>
+          <w:lang w:bidi="ar-EG"/>
+        </w:rPr>
+        <w:t>Student</w:t>
+      </w:r>
+      <w:proofErr w:type="gramEnd"/>
+      <w:r>
+        <w:rPr>
+          <w:lang w:bidi="ar-EG"/>
+        </w:rPr>
+        <w:t xml:space="preserve"> objects back into the system's memory.</w:t>
+      </w:r>
+    </w:p>
+    <w:p>
+      <w:pPr>
+        <w:bidi w:val="0"/>
+        <w:rPr>
+          <w:lang w:bidi="ar-EG"/>
+        </w:rPr>
+      </w:pPr>
+      <w:r>
+        <w:rPr>
+          <w:lang w:bidi="ar-EG"/>
+        </w:rPr>
+        <w:pict w14:anchorId="4E9482A4">
+          <v:rect id="_x0000_i1053" style="width:0;height:1.5pt" o:hralign="center" o:hrstd="t" o:hr="t" fillcolor="#a0a0a0" stroked="f"/>
+        </w:pict>
+      </w:r>
+    </w:p>
+    <w:p>
+      <w:pPr>
+        <w:bidi w:val="0"/>
+        <w:rPr>
+          <w:b/>
+          <w:bCs/>
+          <w:rtl/>
+          <w:lang w:bidi="ar-EG"/>
+        </w:rPr>
+      </w:pPr>
+    </w:p>
+    <w:p>
+      <w:pPr>
+        <w:bidi w:val="0"/>
+        <w:rPr>
+          <w:b/>
+          <w:bCs/>
+          <w:rtl/>
+          <w:lang w:bidi="ar-EG"/>
+        </w:rPr>
+      </w:pPr>
+    </w:p>
+    <w:p>
+      <w:pPr>
+        <w:bidi w:val="0"/>
+        <w:rPr>
+          <w:b/>
+          <w:bCs/>
+          <w:lang w:bidi="ar-EG"/>
+        </w:rPr>
+      </w:pPr>
+      <w:r>
+        <w:rPr>
+          <w:b/>
+          <w:bCs/>
+          <w:lang w:bidi="ar-EG"/>
+        </w:rPr>
+        <w:lastRenderedPageBreak/>
+        <w:t>7. Conclusion</w:t>
+      </w:r>
+    </w:p>
+    <w:p>
+      <w:pPr>
+        <w:bidi w:val="0"/>
+        <w:rPr>
+          <w:lang w:bidi="ar-EG"/>
+        </w:rPr>
+      </w:pPr>
+      <w:r>
+        <w:rPr>
+          <w:lang w:bidi="ar-EG"/>
+        </w:rPr>
+        <w:t>This project demonstrates a practical application of C++ advanced features. By separating the concerns into different classes and handling data persistently, the system provides a scalable foundation for academic management tasks.</w:t>
+      </w:r>
+    </w:p>
+    <w:p>
+      <w:pPr>
+        <w:bidi w:val="0"/>
+        <w:rPr>
+          <w:lang w:bidi="ar-EG"/>
+        </w:rPr>
+      </w:pPr>
+      <w:r>
+        <w:rPr>
+          <w:lang w:bidi="ar-EG"/>
+        </w:rPr>
+        <w:pict w14:anchorId="3264B97A">
+          <v:rect id="_x0000_i1054" style="width:0;height:1.5pt" o:hralign="center" o:hrstd="t" o:hr="t" fillcolor="#a0a0a0" stroked="f"/>
+        </w:pict>
+      </w:r>
+    </w:p>
+    <w:p>
+      <w:pPr>
+        <w:bidi w:val="0"/>
+        <w:rPr>
+          <w:rFonts w:hint="cs"/>
+          <w:rtl/>
           <w:lang w:bidi="ar-EG"/>
         </w:rPr>
       </w:pPr>
@@ -605,6 +1555,155 @@
 <file path=word/numbering.xml><?xml version="1.0" encoding="utf-8"?>
 <w:numbering xmlns:wpc="http://schemas.microsoft.com/office/word/2010/wordprocessingCanvas" xmlns:cx="http://schemas.microsoft.com/office/drawing/2014/chartex" xmlns:cx1="http://schemas.microsoft.com/office/drawing/2015/9/8/chartex" xmlns:cx2="http://schemas.microsoft.com/office/drawing/2015/10/21/chartex" xmlns:cx3="http://schemas.microsoft.com/office/drawing/2016/5/9/chartex" xmlns:cx4="http://schemas.microsoft.com/office/drawing/2016/5/10/chartex" xmlns:cx5="http://schemas.microsoft.com/office/drawing/2016/5/11/chartex" xmlns:cx6="http://schemas.microsoft.com/office/drawing/2016/5/12/chartex" xmlns:cx7="http://schemas.microsoft.com/office/drawing/2016/5/13/chartex" xmlns:cx8="http://schemas.microsoft.com/office/drawing/2016/5/14/chartex" xmlns:mc="http://schemas.openxmlformats.org/markup-compatibility/2006" xmlns:aink="http://schemas.microsoft.com/office/drawing/2016/ink" xmlns:am3d="http://schemas.microsoft.com/office/drawing/2017/model3d" xmlns:o="urn:schemas-microsoft-com:office:office" xmlns:oel="http://schemas.microsoft.com/office/2019/extlst" xmlns:r="http://schemas.openxmlformats.org/officeDocument/2006/relationships" xmlns:m="http://schemas.openxmlformats.org/officeDocument/2006/math" xmlns:v="urn:schemas-microsoft-com:vml" xmlns:wp14="http://schemas.microsoft.com/office/word/2010/wordprocessingDrawing" xmlns:wp="http://schemas.openxmlformats.org/drawingml/2006/wordprocessingDrawing" xmlns:w10="urn:schemas-microsoft-com:office:word" xmlns:w="http://schemas.openxmlformats.org/wordprocessingml/2006/main" xmlns:w14="http://schemas.microsoft.com/office/word/2010/wordml" xmlns:w15="http://schemas.microsoft.com/office/word/2012/wordml" xmlns:w16cex="http://schemas.microsoft.com/office/word/2018/wordml/cex" xmlns:w16cid="http://schemas.microsoft.com/office/word/2016/wordml/cid" xmlns:w16="http://schemas.microsoft.com/office/word/2018/wordml" xmlns:w16du="http://schemas.microsoft.com/office/word/2023/wordml/word16du" xmlns:w16sdtdh="http://schemas.microsoft.com/office/word/2020/wordml/sdtdatahash" xmlns:w16sdtfl="http://schemas.microsoft.com/office/word/2024/wordml/sdtformatlock" xmlns:w16se="http://schemas.microsoft.com/office/word/2015/wordml/symex" xmlns:wpg="http://schemas.microsoft.com/office/word/2010/wordprocessingGroup" xmlns:wpi="http://schemas.microsoft.com/office/word/2010/wordprocessingInk" xmlns:wne="http://schemas.microsoft.com/office/word/2006/wordml" xmlns:wps="http://schemas.microsoft.com/office/word/2010/wordprocessingShape" mc:Ignorable="w14 w15 w16se w16cid w16 w16cex w16sdtdh w16sdtfl w16du wp14">
   <w:abstractNum w:abstractNumId="0" w15:restartNumberingAfterBreak="0">
+    <w:nsid w:val="06CE3528"/>
+    <w:multiLevelType w:val="multilevel"/>
+    <w:tmpl w:val="04BCDF5A"/>
+    <w:lvl w:ilvl="0">
+      <w:start w:val="1"/>
+      <w:numFmt w:val="bullet"/>
+      <w:lvlText w:val=""/>
+      <w:lvlJc w:val="left"/>
+      <w:pPr>
+        <w:tabs>
+          <w:tab w:val="num" w:pos="720"/>
+        </w:tabs>
+        <w:ind w:left="720" w:hanging="360"/>
+      </w:pPr>
+      <w:rPr>
+        <w:rFonts w:ascii="Symbol" w:hAnsi="Symbol" w:hint="default"/>
+        <w:sz w:val="20"/>
+      </w:rPr>
+    </w:lvl>
+    <w:lvl w:ilvl="1" w:tentative="1">
+      <w:start w:val="1"/>
+      <w:numFmt w:val="bullet"/>
+      <w:lvlText w:val="o"/>
+      <w:lvlJc w:val="left"/>
+      <w:pPr>
+        <w:tabs>
+          <w:tab w:val="num" w:pos="1440"/>
+        </w:tabs>
+        <w:ind w:left="1440" w:hanging="360"/>
+      </w:pPr>
+      <w:rPr>
+        <w:rFonts w:ascii="Courier New" w:hAnsi="Courier New" w:hint="default"/>
+        <w:sz w:val="20"/>
+      </w:rPr>
+    </w:lvl>
+    <w:lvl w:ilvl="2" w:tentative="1">
+      <w:start w:val="1"/>
+      <w:numFmt w:val="bullet"/>
+      <w:lvlText w:val=""/>
+      <w:lvlJc w:val="left"/>
+      <w:pPr>
+        <w:tabs>
+          <w:tab w:val="num" w:pos="2160"/>
+        </w:tabs>
+        <w:ind w:left="2160" w:hanging="360"/>
+      </w:pPr>
+      <w:rPr>
+        <w:rFonts w:ascii="Wingdings" w:hAnsi="Wingdings" w:hint="default"/>
+        <w:sz w:val="20"/>
+      </w:rPr>
+    </w:lvl>
+    <w:lvl w:ilvl="3" w:tentative="1">
+      <w:start w:val="1"/>
+      <w:numFmt w:val="bullet"/>
+      <w:lvlText w:val=""/>
+      <w:lvlJc w:val="left"/>
+      <w:pPr>
+        <w:tabs>
+          <w:tab w:val="num" w:pos="2880"/>
+        </w:tabs>
+        <w:ind w:left="2880" w:hanging="360"/>
+      </w:pPr>
+      <w:rPr>
+        <w:rFonts w:ascii="Wingdings" w:hAnsi="Wingdings" w:hint="default"/>
+        <w:sz w:val="20"/>
+      </w:rPr>
+    </w:lvl>
+    <w:lvl w:ilvl="4" w:tentative="1">
+      <w:start w:val="1"/>
+      <w:numFmt w:val="bullet"/>
+      <w:lvlText w:val=""/>
+      <w:lvlJc w:val="left"/>
+      <w:pPr>
+        <w:tabs>
+          <w:tab w:val="num" w:pos="3600"/>
+        </w:tabs>
+        <w:ind w:left="3600" w:hanging="360"/>
+      </w:pPr>
+      <w:rPr>
+        <w:rFonts w:ascii="Wingdings" w:hAnsi="Wingdings" w:hint="default"/>
+        <w:sz w:val="20"/>
+      </w:rPr>
+    </w:lvl>
+    <w:lvl w:ilvl="5" w:tentative="1">
+      <w:start w:val="1"/>
+      <w:numFmt w:val="bullet"/>
+      <w:lvlText w:val=""/>
+      <w:lvlJc w:val="left"/>
+      <w:pPr>
+        <w:tabs>
+          <w:tab w:val="num" w:pos="4320"/>
+        </w:tabs>
+        <w:ind w:left="4320" w:hanging="360"/>
+      </w:pPr>
+      <w:rPr>
+        <w:rFonts w:ascii="Wingdings" w:hAnsi="Wingdings" w:hint="default"/>
+        <w:sz w:val="20"/>
+      </w:rPr>
+    </w:lvl>
+    <w:lvl w:ilvl="6" w:tentative="1">
+      <w:start w:val="1"/>
+      <w:numFmt w:val="bullet"/>
+      <w:lvlText w:val=""/>
+      <w:lvlJc w:val="left"/>
+      <w:pPr>
+        <w:tabs>
+          <w:tab w:val="num" w:pos="5040"/>
+        </w:tabs>
+        <w:ind w:left="5040" w:hanging="360"/>
+      </w:pPr>
+      <w:rPr>
+        <w:rFonts w:ascii="Wingdings" w:hAnsi="Wingdings" w:hint="default"/>
+        <w:sz w:val="20"/>
+      </w:rPr>
+    </w:lvl>
+    <w:lvl w:ilvl="7" w:tentative="1">
+      <w:start w:val="1"/>
+      <w:numFmt w:val="bullet"/>
+      <w:lvlText w:val=""/>
+      <w:lvlJc w:val="left"/>
+      <w:pPr>
+        <w:tabs>
+          <w:tab w:val="num" w:pos="5760"/>
+        </w:tabs>
+        <w:ind w:left="5760" w:hanging="360"/>
+      </w:pPr>
+      <w:rPr>
+        <w:rFonts w:ascii="Wingdings" w:hAnsi="Wingdings" w:hint="default"/>
+        <w:sz w:val="20"/>
+      </w:rPr>
+    </w:lvl>
+    <w:lvl w:ilvl="8" w:tentative="1">
+      <w:start w:val="1"/>
+      <w:numFmt w:val="bullet"/>
+      <w:lvlText w:val=""/>
+      <w:lvlJc w:val="left"/>
+      <w:pPr>
+        <w:tabs>
+          <w:tab w:val="num" w:pos="6480"/>
+        </w:tabs>
+        <w:ind w:left="6480" w:hanging="360"/>
+      </w:pPr>
+      <w:rPr>
+        <w:rFonts w:ascii="Wingdings" w:hAnsi="Wingdings" w:hint="default"/>
+        <w:sz w:val="20"/>
+      </w:rPr>
+    </w:lvl>
+  </w:abstractNum>
+  <w:abstractNum w:abstractNumId="1" w15:restartNumberingAfterBreak="0">
     <w:nsid w:val="0E6A2CFD"/>
     <w:multiLevelType w:val="multilevel"/>
     <w:tmpl w:val="58E6F656"/>
@@ -753,7 +1852,305 @@
       </w:rPr>
     </w:lvl>
   </w:abstractNum>
-  <w:abstractNum w:abstractNumId="1" w15:restartNumberingAfterBreak="0">
+  <w:abstractNum w:abstractNumId="2" w15:restartNumberingAfterBreak="0">
+    <w:nsid w:val="1E901F73"/>
+    <w:multiLevelType w:val="multilevel"/>
+    <w:tmpl w:val="53263F94"/>
+    <w:lvl w:ilvl="0">
+      <w:start w:val="1"/>
+      <w:numFmt w:val="bullet"/>
+      <w:lvlText w:val=""/>
+      <w:lvlJc w:val="left"/>
+      <w:pPr>
+        <w:tabs>
+          <w:tab w:val="num" w:pos="720"/>
+        </w:tabs>
+        <w:ind w:left="720" w:hanging="360"/>
+      </w:pPr>
+      <w:rPr>
+        <w:rFonts w:ascii="Symbol" w:hAnsi="Symbol" w:hint="default"/>
+        <w:sz w:val="20"/>
+      </w:rPr>
+    </w:lvl>
+    <w:lvl w:ilvl="1" w:tentative="1">
+      <w:start w:val="1"/>
+      <w:numFmt w:val="bullet"/>
+      <w:lvlText w:val="o"/>
+      <w:lvlJc w:val="left"/>
+      <w:pPr>
+        <w:tabs>
+          <w:tab w:val="num" w:pos="1440"/>
+        </w:tabs>
+        <w:ind w:left="1440" w:hanging="360"/>
+      </w:pPr>
+      <w:rPr>
+        <w:rFonts w:ascii="Courier New" w:hAnsi="Courier New" w:hint="default"/>
+        <w:sz w:val="20"/>
+      </w:rPr>
+    </w:lvl>
+    <w:lvl w:ilvl="2" w:tentative="1">
+      <w:start w:val="1"/>
+      <w:numFmt w:val="bullet"/>
+      <w:lvlText w:val=""/>
+      <w:lvlJc w:val="left"/>
+      <w:pPr>
+        <w:tabs>
+          <w:tab w:val="num" w:pos="2160"/>
+        </w:tabs>
+        <w:ind w:left="2160" w:hanging="360"/>
+      </w:pPr>
+      <w:rPr>
+        <w:rFonts w:ascii="Wingdings" w:hAnsi="Wingdings" w:hint="default"/>
+        <w:sz w:val="20"/>
+      </w:rPr>
+    </w:lvl>
+    <w:lvl w:ilvl="3" w:tentative="1">
+      <w:start w:val="1"/>
+      <w:numFmt w:val="bullet"/>
+      <w:lvlText w:val=""/>
+      <w:lvlJc w:val="left"/>
+      <w:pPr>
+        <w:tabs>
+          <w:tab w:val="num" w:pos="2880"/>
+        </w:tabs>
+        <w:ind w:left="2880" w:hanging="360"/>
+      </w:pPr>
+      <w:rPr>
+        <w:rFonts w:ascii="Wingdings" w:hAnsi="Wingdings" w:hint="default"/>
+        <w:sz w:val="20"/>
+      </w:rPr>
+    </w:lvl>
+    <w:lvl w:ilvl="4" w:tentative="1">
+      <w:start w:val="1"/>
+      <w:numFmt w:val="bullet"/>
+      <w:lvlText w:val=""/>
+      <w:lvlJc w:val="left"/>
+      <w:pPr>
+        <w:tabs>
+          <w:tab w:val="num" w:pos="3600"/>
+        </w:tabs>
+        <w:ind w:left="3600" w:hanging="360"/>
+      </w:pPr>
+      <w:rPr>
+        <w:rFonts w:ascii="Wingdings" w:hAnsi="Wingdings" w:hint="default"/>
+        <w:sz w:val="20"/>
+      </w:rPr>
+    </w:lvl>
+    <w:lvl w:ilvl="5" w:tentative="1">
+      <w:start w:val="1"/>
+      <w:numFmt w:val="bullet"/>
+      <w:lvlText w:val=""/>
+      <w:lvlJc w:val="left"/>
+      <w:pPr>
+        <w:tabs>
+          <w:tab w:val="num" w:pos="4320"/>
+        </w:tabs>
+        <w:ind w:left="4320" w:hanging="360"/>
+      </w:pPr>
+      <w:rPr>
+        <w:rFonts w:ascii="Wingdings" w:hAnsi="Wingdings" w:hint="default"/>
+        <w:sz w:val="20"/>
+      </w:rPr>
+    </w:lvl>
+    <w:lvl w:ilvl="6" w:tentative="1">
+      <w:start w:val="1"/>
+      <w:numFmt w:val="bullet"/>
+      <w:lvlText w:val=""/>
+      <w:lvlJc w:val="left"/>
+      <w:pPr>
+        <w:tabs>
+          <w:tab w:val="num" w:pos="5040"/>
+        </w:tabs>
+        <w:ind w:left="5040" w:hanging="360"/>
+      </w:pPr>
+      <w:rPr>
+        <w:rFonts w:ascii="Wingdings" w:hAnsi="Wingdings" w:hint="default"/>
+        <w:sz w:val="20"/>
+      </w:rPr>
+    </w:lvl>
+    <w:lvl w:ilvl="7" w:tentative="1">
+      <w:start w:val="1"/>
+      <w:numFmt w:val="bullet"/>
+      <w:lvlText w:val=""/>
+      <w:lvlJc w:val="left"/>
+      <w:pPr>
+        <w:tabs>
+          <w:tab w:val="num" w:pos="5760"/>
+        </w:tabs>
+        <w:ind w:left="5760" w:hanging="360"/>
+      </w:pPr>
+      <w:rPr>
+        <w:rFonts w:ascii="Wingdings" w:hAnsi="Wingdings" w:hint="default"/>
+        <w:sz w:val="20"/>
+      </w:rPr>
+    </w:lvl>
+    <w:lvl w:ilvl="8" w:tentative="1">
+      <w:start w:val="1"/>
+      <w:numFmt w:val="bullet"/>
+      <w:lvlText w:val=""/>
+      <w:lvlJc w:val="left"/>
+      <w:pPr>
+        <w:tabs>
+          <w:tab w:val="num" w:pos="6480"/>
+        </w:tabs>
+        <w:ind w:left="6480" w:hanging="360"/>
+      </w:pPr>
+      <w:rPr>
+        <w:rFonts w:ascii="Wingdings" w:hAnsi="Wingdings" w:hint="default"/>
+        <w:sz w:val="20"/>
+      </w:rPr>
+    </w:lvl>
+  </w:abstractNum>
+  <w:abstractNum w:abstractNumId="3" w15:restartNumberingAfterBreak="0">
+    <w:nsid w:val="277443A3"/>
+    <w:multiLevelType w:val="multilevel"/>
+    <w:tmpl w:val="287ED0AA"/>
+    <w:lvl w:ilvl="0">
+      <w:start w:val="1"/>
+      <w:numFmt w:val="bullet"/>
+      <w:lvlText w:val=""/>
+      <w:lvlJc w:val="left"/>
+      <w:pPr>
+        <w:tabs>
+          <w:tab w:val="num" w:pos="720"/>
+        </w:tabs>
+        <w:ind w:left="720" w:hanging="360"/>
+      </w:pPr>
+      <w:rPr>
+        <w:rFonts w:ascii="Symbol" w:hAnsi="Symbol" w:hint="default"/>
+        <w:sz w:val="20"/>
+      </w:rPr>
+    </w:lvl>
+    <w:lvl w:ilvl="1" w:tentative="1">
+      <w:start w:val="1"/>
+      <w:numFmt w:val="bullet"/>
+      <w:lvlText w:val="o"/>
+      <w:lvlJc w:val="left"/>
+      <w:pPr>
+        <w:tabs>
+          <w:tab w:val="num" w:pos="1440"/>
+        </w:tabs>
+        <w:ind w:left="1440" w:hanging="360"/>
+      </w:pPr>
+      <w:rPr>
+        <w:rFonts w:ascii="Courier New" w:hAnsi="Courier New" w:hint="default"/>
+        <w:sz w:val="20"/>
+      </w:rPr>
+    </w:lvl>
+    <w:lvl w:ilvl="2" w:tentative="1">
+      <w:start w:val="1"/>
+      <w:numFmt w:val="bullet"/>
+      <w:lvlText w:val=""/>
+      <w:lvlJc w:val="left"/>
+      <w:pPr>
+        <w:tabs>
+          <w:tab w:val="num" w:pos="2160"/>
+        </w:tabs>
+        <w:ind w:left="2160" w:hanging="360"/>
+      </w:pPr>
+      <w:rPr>
+        <w:rFonts w:ascii="Wingdings" w:hAnsi="Wingdings" w:hint="default"/>
+        <w:sz w:val="20"/>
+      </w:rPr>
+    </w:lvl>
+    <w:lvl w:ilvl="3" w:tentative="1">
+      <w:start w:val="1"/>
+      <w:numFmt w:val="bullet"/>
+      <w:lvlText w:val=""/>
+      <w:lvlJc w:val="left"/>
+      <w:pPr>
+        <w:tabs>
+          <w:tab w:val="num" w:pos="2880"/>
+        </w:tabs>
+        <w:ind w:left="2880" w:hanging="360"/>
+      </w:pPr>
+      <w:rPr>
+        <w:rFonts w:ascii="Wingdings" w:hAnsi="Wingdings" w:hint="default"/>
+        <w:sz w:val="20"/>
+      </w:rPr>
+    </w:lvl>
+    <w:lvl w:ilvl="4" w:tentative="1">
+      <w:start w:val="1"/>
+      <w:numFmt w:val="bullet"/>
+      <w:lvlText w:val=""/>
+      <w:lvlJc w:val="left"/>
+      <w:pPr>
+        <w:tabs>
+          <w:tab w:val="num" w:pos="3600"/>
+        </w:tabs>
+        <w:ind w:left="3600" w:hanging="360"/>
+      </w:pPr>
+      <w:rPr>
+        <w:rFonts w:ascii="Wingdings" w:hAnsi="Wingdings" w:hint="default"/>
+        <w:sz w:val="20"/>
+      </w:rPr>
+    </w:lvl>
+    <w:lvl w:ilvl="5" w:tentative="1">
+      <w:start w:val="1"/>
+      <w:numFmt w:val="bullet"/>
+      <w:lvlText w:val=""/>
+      <w:lvlJc w:val="left"/>
+      <w:pPr>
+        <w:tabs>
+          <w:tab w:val="num" w:pos="4320"/>
+        </w:tabs>
+        <w:ind w:left="4320" w:hanging="360"/>
+      </w:pPr>
+      <w:rPr>
+        <w:rFonts w:ascii="Wingdings" w:hAnsi="Wingdings" w:hint="default"/>
+        <w:sz w:val="20"/>
+      </w:rPr>
+    </w:lvl>
+    <w:lvl w:ilvl="6" w:tentative="1">
+      <w:start w:val="1"/>
+      <w:numFmt w:val="bullet"/>
+      <w:lvlText w:val=""/>
+      <w:lvlJc w:val="left"/>
+      <w:pPr>
+        <w:tabs>
+          <w:tab w:val="num" w:pos="5040"/>
+        </w:tabs>
+        <w:ind w:left="5040" w:hanging="360"/>
+      </w:pPr>
+      <w:rPr>
+        <w:rFonts w:ascii="Wingdings" w:hAnsi="Wingdings" w:hint="default"/>
+        <w:sz w:val="20"/>
+      </w:rPr>
+    </w:lvl>
+    <w:lvl w:ilvl="7" w:tentative="1">
+      <w:start w:val="1"/>
+      <w:numFmt w:val="bullet"/>
+      <w:lvlText w:val=""/>
+      <w:lvlJc w:val="left"/>
+      <w:pPr>
+        <w:tabs>
+          <w:tab w:val="num" w:pos="5760"/>
+        </w:tabs>
+        <w:ind w:left="5760" w:hanging="360"/>
+      </w:pPr>
+      <w:rPr>
+        <w:rFonts w:ascii="Wingdings" w:hAnsi="Wingdings" w:hint="default"/>
+        <w:sz w:val="20"/>
+      </w:rPr>
+    </w:lvl>
+    <w:lvl w:ilvl="8" w:tentative="1">
+      <w:start w:val="1"/>
+      <w:numFmt w:val="bullet"/>
+      <w:lvlText w:val=""/>
+      <w:lvlJc w:val="left"/>
+      <w:pPr>
+        <w:tabs>
+          <w:tab w:val="num" w:pos="6480"/>
+        </w:tabs>
+        <w:ind w:left="6480" w:hanging="360"/>
+      </w:pPr>
+      <w:rPr>
+        <w:rFonts w:ascii="Wingdings" w:hAnsi="Wingdings" w:hint="default"/>
+        <w:sz w:val="20"/>
+      </w:rPr>
+    </w:lvl>
+  </w:abstractNum>
+  <w:abstractNum w:abstractNumId="4" w15:restartNumberingAfterBreak="0">
     <w:nsid w:val="63B2754E"/>
     <w:multiLevelType w:val="multilevel"/>
     <w:tmpl w:val="E62A9C4E"/>
@@ -866,11 +2263,172 @@
       </w:pPr>
     </w:lvl>
   </w:abstractNum>
+  <w:abstractNum w:abstractNumId="5" w15:restartNumberingAfterBreak="0">
+    <w:nsid w:val="6D495A04"/>
+    <w:multiLevelType w:val="multilevel"/>
+    <w:tmpl w:val="463E1A32"/>
+    <w:lvl w:ilvl="0">
+      <w:start w:val="1"/>
+      <w:numFmt w:val="bullet"/>
+      <w:lvlText w:val=""/>
+      <w:lvlJc w:val="left"/>
+      <w:pPr>
+        <w:tabs>
+          <w:tab w:val="num" w:pos="720"/>
+        </w:tabs>
+        <w:ind w:left="720" w:hanging="360"/>
+      </w:pPr>
+      <w:rPr>
+        <w:rFonts w:ascii="Symbol" w:hAnsi="Symbol" w:hint="default"/>
+        <w:sz w:val="20"/>
+      </w:rPr>
+    </w:lvl>
+    <w:lvl w:ilvl="1" w:tentative="1">
+      <w:start w:val="1"/>
+      <w:numFmt w:val="bullet"/>
+      <w:lvlText w:val="o"/>
+      <w:lvlJc w:val="left"/>
+      <w:pPr>
+        <w:tabs>
+          <w:tab w:val="num" w:pos="1440"/>
+        </w:tabs>
+        <w:ind w:left="1440" w:hanging="360"/>
+      </w:pPr>
+      <w:rPr>
+        <w:rFonts w:ascii="Courier New" w:hAnsi="Courier New" w:hint="default"/>
+        <w:sz w:val="20"/>
+      </w:rPr>
+    </w:lvl>
+    <w:lvl w:ilvl="2" w:tentative="1">
+      <w:start w:val="1"/>
+      <w:numFmt w:val="bullet"/>
+      <w:lvlText w:val=""/>
+      <w:lvlJc w:val="left"/>
+      <w:pPr>
+        <w:tabs>
+          <w:tab w:val="num" w:pos="2160"/>
+        </w:tabs>
+        <w:ind w:left="2160" w:hanging="360"/>
+      </w:pPr>
+      <w:rPr>
+        <w:rFonts w:ascii="Wingdings" w:hAnsi="Wingdings" w:hint="default"/>
+        <w:sz w:val="20"/>
+      </w:rPr>
+    </w:lvl>
+    <w:lvl w:ilvl="3" w:tentative="1">
+      <w:start w:val="1"/>
+      <w:numFmt w:val="bullet"/>
+      <w:lvlText w:val=""/>
+      <w:lvlJc w:val="left"/>
+      <w:pPr>
+        <w:tabs>
+          <w:tab w:val="num" w:pos="2880"/>
+        </w:tabs>
+        <w:ind w:left="2880" w:hanging="360"/>
+      </w:pPr>
+      <w:rPr>
+        <w:rFonts w:ascii="Wingdings" w:hAnsi="Wingdings" w:hint="default"/>
+        <w:sz w:val="20"/>
+      </w:rPr>
+    </w:lvl>
+    <w:lvl w:ilvl="4" w:tentative="1">
+      <w:start w:val="1"/>
+      <w:numFmt w:val="bullet"/>
+      <w:lvlText w:val=""/>
+      <w:lvlJc w:val="left"/>
+      <w:pPr>
+        <w:tabs>
+          <w:tab w:val="num" w:pos="3600"/>
+        </w:tabs>
+        <w:ind w:left="3600" w:hanging="360"/>
+      </w:pPr>
+      <w:rPr>
+        <w:rFonts w:ascii="Wingdings" w:hAnsi="Wingdings" w:hint="default"/>
+        <w:sz w:val="20"/>
+      </w:rPr>
+    </w:lvl>
+    <w:lvl w:ilvl="5" w:tentative="1">
+      <w:start w:val="1"/>
+      <w:numFmt w:val="bullet"/>
+      <w:lvlText w:val=""/>
+      <w:lvlJc w:val="left"/>
+      <w:pPr>
+        <w:tabs>
+          <w:tab w:val="num" w:pos="4320"/>
+        </w:tabs>
+        <w:ind w:left="4320" w:hanging="360"/>
+      </w:pPr>
+      <w:rPr>
+        <w:rFonts w:ascii="Wingdings" w:hAnsi="Wingdings" w:hint="default"/>
+        <w:sz w:val="20"/>
+      </w:rPr>
+    </w:lvl>
+    <w:lvl w:ilvl="6" w:tentative="1">
+      <w:start w:val="1"/>
+      <w:numFmt w:val="bullet"/>
+      <w:lvlText w:val=""/>
+      <w:lvlJc w:val="left"/>
+      <w:pPr>
+        <w:tabs>
+          <w:tab w:val="num" w:pos="5040"/>
+        </w:tabs>
+        <w:ind w:left="5040" w:hanging="360"/>
+      </w:pPr>
+      <w:rPr>
+        <w:rFonts w:ascii="Wingdings" w:hAnsi="Wingdings" w:hint="default"/>
+        <w:sz w:val="20"/>
+      </w:rPr>
+    </w:lvl>
+    <w:lvl w:ilvl="7" w:tentative="1">
+      <w:start w:val="1"/>
+      <w:numFmt w:val="bullet"/>
+      <w:lvlText w:val=""/>
+      <w:lvlJc w:val="left"/>
+      <w:pPr>
+        <w:tabs>
+          <w:tab w:val="num" w:pos="5760"/>
+        </w:tabs>
+        <w:ind w:left="5760" w:hanging="360"/>
+      </w:pPr>
+      <w:rPr>
+        <w:rFonts w:ascii="Wingdings" w:hAnsi="Wingdings" w:hint="default"/>
+        <w:sz w:val="20"/>
+      </w:rPr>
+    </w:lvl>
+    <w:lvl w:ilvl="8" w:tentative="1">
+      <w:start w:val="1"/>
+      <w:numFmt w:val="bullet"/>
+      <w:lvlText w:val=""/>
+      <w:lvlJc w:val="left"/>
+      <w:pPr>
+        <w:tabs>
+          <w:tab w:val="num" w:pos="6480"/>
+        </w:tabs>
+        <w:ind w:left="6480" w:hanging="360"/>
+      </w:pPr>
+      <w:rPr>
+        <w:rFonts w:ascii="Wingdings" w:hAnsi="Wingdings" w:hint="default"/>
+        <w:sz w:val="20"/>
+      </w:rPr>
+    </w:lvl>
+  </w:abstractNum>
   <w:num w:numId="1" w16cid:durableId="1671710129">
+    <w:abstractNumId w:val="1"/>
+  </w:num>
+  <w:num w:numId="2" w16cid:durableId="1941139300">
+    <w:abstractNumId w:val="4"/>
+  </w:num>
+  <w:num w:numId="3" w16cid:durableId="892040991">
+    <w:abstractNumId w:val="5"/>
+  </w:num>
+  <w:num w:numId="4" w16cid:durableId="1639870511">
+    <w:abstractNumId w:val="3"/>
+  </w:num>
+  <w:num w:numId="5" w16cid:durableId="197474675">
     <w:abstractNumId w:val="0"/>
   </w:num>
-  <w:num w:numId="2" w16cid:durableId="1941139300">
-    <w:abstractNumId w:val="1"/>
+  <w:num w:numId="6" w16cid:durableId="1177383308">
+    <w:abstractNumId w:val="2"/>
   </w:num>
 </w:numbering>
 </file>
